--- a/policies/build/chapters_v2/COP/HCO_COP_1_v2_REWRITE_DRAFT.docx
+++ b/policies/build/chapters_v2/COP/HCO_COP_1_v2_REWRITE_DRAFT.docx
@@ -417,7 +417,7 @@
     <w:p>
       <w:pPr/>
       <w:r>
-        <w:t>For the definitions of evidence-based medicine and clinical practice guidelines, refer to the Glossary.</w:t>
+        <w:t>For the definitions of evidence-based medicine and clinical practice guidelines, see the NABH Guidebook to Accreditation Standards for Hospitals, 6th Edition, Glossary of Terms.</w:t>
       </w:r>
     </w:p>
     <w:p>
@@ -721,7 +721,7 @@
     <w:p>
       <w:pPr/>
       <w:r>
-        <w:t>The Glossary is used for the definitions of evidence-based medicine and clinical practice guidelines.</w:t>
+        <w:t>The NABH Guidebook to Accreditation Standards for Hospitals, 6th Edition, Glossary of Terms is used for the definitions of evidence-based medicine and clinical practice guidelines.</w:t>
       </w:r>
     </w:p>
     <w:p>
@@ -1592,7 +1592,7 @@
           </w:tcPr>
           <w:p>
             <w:r>
-              <w:t>Sections 3.3 and 5.3 address clinical practice guidelines, clinical protocols, sound clinical practices where required and reference to the Glossary.</w:t>
+              <w:t>Sections 3.3 and 5.3 address clinical practice guidelines, clinical protocols, sound clinical practices where required and reference to the NABH Guidebook Glossary of Terms.</w:t>
             </w:r>
           </w:p>
         </w:tc>
@@ -1827,7 +1827,7 @@
         <w:pStyle w:val="ListBullet"/>
       </w:pPr>
       <w:r>
-        <w:t>Access to the Glossary for the definitions of evidence-based medicine and clinical practice guidelines.</w:t>
+        <w:t>Access to the NABH Guidebook to Accreditation Standards for Hospitals, 6th Edition, Glossary of Terms for the definitions of evidence-based medicine and clinical practice guidelines.</w:t>
       </w:r>
     </w:p>
     <w:p>
@@ -2003,7 +2003,7 @@
         <w:pStyle w:val="ListNumber"/>
       </w:pPr>
       <w:r>
-        <w:t>NABH Glossary for the definitions of evidence-based medicine and clinical practice guidelines.</w:t>
+        <w:t>National Accreditation Board for Hospitals and Healthcare Providers. NABH Guidebook to Accreditation Standards for Hospitals, 6th Edition, Glossary of Terms.</w:t>
       </w:r>
     </w:p>
     <w:p>

--- a/policies/build/chapters_v2/COP/HCO_COP_1_v2_REWRITE_DRAFT.docx
+++ b/policies/build/chapters_v2/COP/HCO_COP_1_v2_REWRITE_DRAFT.docx
@@ -1995,14 +1995,6 @@
         <w:pStyle w:val="ListNumber"/>
       </w:pPr>
       <w:r>
-        <w:t>Guidebook interpretation supplied for COP.1.a through COP.1.f.</w:t>
-      </w:r>
-    </w:p>
-    <w:p>
-      <w:pPr>
-        <w:pStyle w:val="ListNumber"/>
-      </w:pPr>
-      <w:r>
         <w:t>National Accreditation Board for Hospitals and Healthcare Providers. NABH Guidebook to Accreditation Standards for Hospitals, 6th Edition, Glossary of Terms.</w:t>
       </w:r>
     </w:p>

--- a/policies/build/chapters_v2/COP/HCO_COP_1_v2_REWRITE_DRAFT.docx
+++ b/policies/build/chapters_v2/COP/HCO_COP_1_v2_REWRITE_DRAFT.docx
@@ -2003,7 +2003,19 @@
         <w:pStyle w:val="ListNumber"/>
       </w:pPr>
       <w:r>
-        <w:t>Telemedicine Practice Guidelines. Board of Governors, Medical Council of India; NITI Aayog; Ministry of Health and Family Welfare, Government of India. 2020.</w:t>
+        <w:t xml:space="preserve">Board of Governors (in supersession of the Medical Council of India), NITI Aayog, &amp; Ministry of Health and Family Welfare, Government of India. (2020). </w:t>
+      </w:r>
+      <w:hyperlink r:id="rId9">
+        <w:r>
+          <w:rPr>
+            <w:color w:val="0563C1"/>
+            <w:u w:val="single"/>
+          </w:rPr>
+          <w:t>https://bhashini.esanjeevani.in/assets/guidelines/Telemedicine_Practice_Guidelines.pdf</w:t>
+        </w:r>
+      </w:hyperlink>
+      <w:r>
+        <w:t xml:space="preserve"> Telemedicine Practice Guidelines.</w:t>
       </w:r>
     </w:p>
     <w:p>
@@ -2015,9 +2027,23 @@
       </w:r>
     </w:p>
     <w:p>
-      <w:pPr/>
       <w:r>
-        <w:t>This policy reorganises the supplied COP.1 objective-element wording and Guidebook interpretation into plain-language policy format. The modal strength of the source has been preserved. Optional examples and mechanisms have not been converted into mandatory requirements. The exact requirements of at least two identifiers, two clinical care pathways every year, and annual review and update have been retained. Telemedicine requirements are conditional and apply where the organisation provides telemedicine services.</w:t>
+        <w:t>This document is a template prepared for the guidance of «Hospital Name» and must be reviewed, adapted and formally approved by «Hospital Name» before use. Every entry marked ________ must be completed before the document is issued.</w:t>
+      </w:r>
+    </w:p>
+    <w:p>
+      <w:r>
+        <w:t>The requirements in this document are accreditation requirements of the NABH Full Accreditation Standards for Hospitals, 6th Edition, not duties under a named Act of Parliament. Statutory duties that arise under other documents of «Hospital Name» remain those documents. «Hospital Name» is responsible for verifying any statutory duty that applies to it; this document does not constitute legal advice.</w:t>
+      </w:r>
+    </w:p>
+    <w:p>
+      <w:r>
+        <w:t>The clinical and technical content reflects recognised national and international guidance current at the date of preparation. «Hospital Name» remains responsible for verifying that it is current and consistent with the edition of the accreditation standard against which it is being assessed.</w:t>
+      </w:r>
+    </w:p>
+    <w:p>
+      <w:r>
+        <w:t>This document is not issued by, endorsed by, or affiliated with NABH or any other body named in it. Wording is original; no text has been reproduced from the standards, rules or guidelines referenced.</w:t>
       </w:r>
     </w:p>
     <w:sectPr>
